--- a/assets/templates/MACHOTE_APROBACION_DEFINITIVO.docx
+++ b/assets/templates/MACHOTE_APROBACION_DEFINITIVO.docx
@@ -10,200 +10,83 @@
         </w:rPr>
       </w:pPr>
     </w:p>
-    <w:tbl>
-      <w:tblPr>
-        <w:tblpPr w:leftFromText="141" w:rightFromText="141" w:vertAnchor="text" w:horzAnchor="margin" w:tblpXSpec="right" w:tblpY="-72"/>
-        <w:tblW w:w="0" w:type="auto"/>
-        <w:tblLook w:val="04A0" w:firstRow="1" w:lastRow="0" w:firstColumn="1" w:lastColumn="0" w:noHBand="0" w:noVBand="1"/>
-      </w:tblPr>
-      <w:tblGrid>
-        <w:gridCol w:w="1157"/>
-        <w:gridCol w:w="2208"/>
-      </w:tblGrid>
-      <w:tr>
-        <w:tc>
-          <w:tcPr>
-            <w:tcW w:w="1157" w:type="dxa"/>
-            <w:tcBorders>
-              <w:top w:val="nil"/>
-              <w:left w:val="nil"/>
-              <w:bottom w:val="nil"/>
-              <w:right w:val="nil"/>
-            </w:tcBorders>
-            <w:tcMar>
-              <w:top w:w="10" w:type="dxa"/>
-              <w:left w:w="10" w:type="dxa"/>
-              <w:bottom w:w="10" w:type="dxa"/>
-              <w:right w:w="10" w:type="dxa"/>
-            </w:tcMar>
-            <w:vAlign w:val="center"/>
-          </w:tcPr>
-          <w:p>
-            <w:pPr>
-              <w:spacing w:line="240" w:lineRule="auto"/>
-              <w:jc w:val="center"/>
-              <w:rPr>
-                <w:rFonts w:cs="Arial"/>
-                <w:b/>
-                <w:sz w:val="24"/>
-                <w:szCs w:val="32"/>
-              </w:rPr>
-            </w:pPr>
-            <w:r>
-              <w:rPr>
-                <w:rFonts w:cs="Arial"/>
-                <w:b/>
-                <w:color w:val="1F1F1F"/>
-                <w:sz w:val="24"/>
-                <w:szCs w:val="32"/>
-              </w:rPr>
-              <w:t>Fecha:</w:t>
-            </w:r>
-          </w:p>
-        </w:tc>
-        <w:tc>
-          <w:tcPr>
-            <w:tcW w:w="0" w:type="auto"/>
-            <w:tcBorders>
-              <w:top w:val="nil"/>
-              <w:left w:val="nil"/>
-              <w:bottom w:val="nil"/>
-              <w:right w:val="nil"/>
-            </w:tcBorders>
-            <w:tcMar>
-              <w:top w:w="10" w:type="dxa"/>
-              <w:left w:w="10" w:type="dxa"/>
-              <w:bottom w:w="10" w:type="dxa"/>
-              <w:right w:w="10" w:type="dxa"/>
-            </w:tcMar>
-          </w:tcPr>
-          <w:p>
-            <w:pPr>
-              <w:spacing w:line="240" w:lineRule="auto"/>
-              <w:jc w:val="right"/>
-              <w:rPr>
-                <w:rFonts w:cs="Arial"/>
-                <w:b/>
-                <w:sz w:val="24"/>
-                <w:szCs w:val="32"/>
-              </w:rPr>
-            </w:pPr>
-            <w:r>
-              <w:rPr>
-                <w:rFonts w:cs="Arial"/>
-                <w:b/>
-                <w:color w:val="1F1F1F"/>
-                <w:sz w:val="24"/>
-                <w:szCs w:val="32"/>
-              </w:rPr>
-              <w:t>09 de julio del 2026</w:t>
-            </w:r>
-          </w:p>
-        </w:tc>
-      </w:tr>
-      <w:tr>
-        <w:tc>
-          <w:tcPr>
-            <w:tcW w:w="1157" w:type="dxa"/>
-            <w:tcBorders>
-              <w:top w:val="nil"/>
-              <w:left w:val="nil"/>
-              <w:bottom w:val="nil"/>
-              <w:right w:val="nil"/>
-            </w:tcBorders>
-            <w:tcMar>
-              <w:top w:w="10" w:type="dxa"/>
-              <w:left w:w="10" w:type="dxa"/>
-              <w:bottom w:w="10" w:type="dxa"/>
-              <w:right w:w="10" w:type="dxa"/>
-            </w:tcMar>
-            <w:vAlign w:val="center"/>
-          </w:tcPr>
-          <w:p>
-            <w:pPr>
-              <w:spacing w:line="240" w:lineRule="auto"/>
-              <w:jc w:val="center"/>
-              <w:rPr>
-                <w:rFonts w:cs="Arial"/>
-                <w:b/>
-                <w:sz w:val="24"/>
-                <w:szCs w:val="32"/>
-              </w:rPr>
-            </w:pPr>
-            <w:r>
-              <w:rPr>
-                <w:rFonts w:cs="Arial"/>
-                <w:b/>
-                <w:color w:val="1F1F1F"/>
-                <w:sz w:val="24"/>
-                <w:szCs w:val="32"/>
-              </w:rPr>
-              <w:t>Trámite:</w:t>
-            </w:r>
-          </w:p>
-        </w:tc>
-        <w:tc>
-          <w:tcPr>
-            <w:tcW w:w="0" w:type="auto"/>
-            <w:tcBorders>
-              <w:top w:val="nil"/>
-              <w:left w:val="nil"/>
-              <w:bottom w:val="nil"/>
-              <w:right w:val="nil"/>
-            </w:tcBorders>
-            <w:tcMar>
-              <w:top w:w="10" w:type="dxa"/>
-              <w:left w:w="10" w:type="dxa"/>
-              <w:bottom w:w="10" w:type="dxa"/>
-              <w:right w:w="10" w:type="dxa"/>
-            </w:tcMar>
-          </w:tcPr>
-          <w:p>
-            <w:pPr>
-              <w:spacing w:line="240" w:lineRule="auto"/>
-              <w:jc w:val="right"/>
-              <w:rPr>
-                <w:rFonts w:cs="Arial"/>
-                <w:b/>
-                <w:sz w:val="24"/>
-                <w:szCs w:val="32"/>
-              </w:rPr>
-            </w:pPr>
-            <w:r>
-              <w:rPr>
-                <w:rFonts w:cs="Arial"/>
-                <w:b/>
-                <w:color w:val="1F1F1F"/>
-                <w:sz w:val="24"/>
-                <w:szCs w:val="32"/>
-              </w:rPr>
-              <w:t>MS-VDCT-01-2026</w:t>
-            </w:r>
-          </w:p>
-        </w:tc>
-      </w:tr>
-    </w:tbl>
     <w:p>
       <w:pPr>
         <w:spacing w:after="0" w:line="360" w:lineRule="auto"/>
+        <w:jc w:val="right"/>
         <w:rPr>
           <w:b/>
           <w:bCs/>
-          <w:color w:val="76923C" w:themeColor="accent3" w:themeShade="BF"/>
           <w:sz w:val="22"/>
         </w:rPr>
       </w:pPr>
+      <w:r>
+        <w:rPr>
+          <w:b/>
+          <w:bCs/>
+          <w:sz w:val="22"/>
+        </w:rPr>
+        <w:t>Fecha:</w:t>
+      </w:r>
+      <w:r>
+        <w:rPr>
+          <w:b/>
+          <w:bCs/>
+          <w:sz w:val="22"/>
+        </w:rPr>
+        <w:tab/>
+      </w:r>
+      <w:r>
+        <w:rPr>
+          <w:b/>
+          <w:bCs/>
+          <w:sz w:val="22"/>
+        </w:rPr>
+        <w:t xml:space="preserve"> </w:t>
+      </w:r>
+      <w:r>
+        <w:rPr>
+          <w:b/>
+          <w:bCs/>
+          <w:sz w:val="22"/>
+        </w:rPr>
+        <w:t>09 de julio del 2026</w:t>
+      </w:r>
     </w:p>
     <w:p>
       <w:pPr>
         <w:spacing w:after="0" w:line="360" w:lineRule="auto"/>
+        <w:jc w:val="right"/>
         <w:rPr>
           <w:b/>
           <w:bCs/>
-          <w:color w:val="76923C" w:themeColor="accent3" w:themeShade="BF"/>
           <w:sz w:val="22"/>
         </w:rPr>
       </w:pPr>
+      <w:r>
+        <w:rPr>
+          <w:b/>
+          <w:bCs/>
+          <w:sz w:val="22"/>
+        </w:rPr>
+        <w:t>Trámite:</w:t>
+      </w:r>
+      <w:r>
+        <w:rPr>
+          <w:b/>
+          <w:bCs/>
+          <w:sz w:val="22"/>
+        </w:rPr>
+        <w:t xml:space="preserve"> </w:t>
+      </w:r>
+      <w:r>
+        <w:rPr>
+          <w:b/>
+          <w:bCs/>
+          <w:sz w:val="22"/>
+        </w:rPr>
+        <w:t>MS-VDCT-01-2026</w:t>
+      </w:r>
     </w:p>
     <w:p>
       <w:pPr>
@@ -323,27 +206,29 @@
     </w:p>
     <w:tbl>
       <w:tblPr>
-        <w:tblpPr w:leftFromText="141" w:rightFromText="141" w:vertAnchor="text" w:horzAnchor="margin" w:tblpX="-75" w:tblpY="73"/>
-        <w:tblW w:w="5058" w:type="pct"/>
+        <w:tblpPr w:leftFromText="141" w:rightFromText="141" w:vertAnchor="text" w:horzAnchor="margin" w:tblpX="59" w:tblpY="73"/>
+        <w:tblW w:w="5002" w:type="pct"/>
+        <w:tblBorders>
+          <w:top w:val="single" w:sz="12" w:space="0" w:color="auto"/>
+          <w:left w:val="single" w:sz="12" w:space="0" w:color="auto"/>
+          <w:bottom w:val="single" w:sz="12" w:space="0" w:color="auto"/>
+          <w:right w:val="single" w:sz="12" w:space="0" w:color="auto"/>
+          <w:insideH w:val="single" w:sz="12" w:space="0" w:color="auto"/>
+          <w:insideV w:val="single" w:sz="12" w:space="0" w:color="auto"/>
+        </w:tblBorders>
         <w:shd w:val="clear" w:color="auto" w:fill="1F497D" w:themeFill="text2"/>
         <w:tblLook w:val="04A0" w:firstRow="1" w:lastRow="0" w:firstColumn="1" w:lastColumn="0" w:noHBand="0" w:noVBand="1"/>
       </w:tblPr>
       <w:tblGrid>
-        <w:gridCol w:w="10765"/>
+        <w:gridCol w:w="10632"/>
       </w:tblGrid>
       <w:tr>
         <w:trPr>
-          <w:trHeight w:val="358"/>
+          <w:trHeight w:val="397"/>
         </w:trPr>
         <w:tc>
           <w:tcPr>
             <w:tcW w:w="5000" w:type="pct"/>
-            <w:tcBorders>
-              <w:top w:val="single" w:sz="6" w:space="0" w:color="CBD5E1"/>
-              <w:left w:val="single" w:sz="6" w:space="0" w:color="CBD5E1"/>
-              <w:bottom w:val="single" w:sz="6" w:space="0" w:color="CBD5E1"/>
-              <w:right w:val="single" w:sz="6" w:space="0" w:color="CBD5E1"/>
-            </w:tcBorders>
             <w:shd w:val="clear" w:color="auto" w:fill="1F497D" w:themeFill="text2"/>
             <w:tcMar>
               <w:top w:w="50" w:type="dxa"/>
@@ -390,18 +275,18 @@
         <w:tblStyle w:val="Tabladelista3-nfasis6"/>
         <w:tblW w:w="5000" w:type="pct"/>
         <w:tblBorders>
-          <w:top w:val="single" w:sz="2" w:space="0" w:color="auto"/>
-          <w:left w:val="single" w:sz="2" w:space="0" w:color="auto"/>
-          <w:bottom w:val="single" w:sz="2" w:space="0" w:color="auto"/>
-          <w:right w:val="single" w:sz="2" w:space="0" w:color="auto"/>
-          <w:insideH w:val="single" w:sz="2" w:space="0" w:color="auto"/>
-          <w:insideV w:val="single" w:sz="2" w:space="0" w:color="auto"/>
+          <w:top w:val="single" w:sz="12" w:space="0" w:color="auto"/>
+          <w:left w:val="single" w:sz="12" w:space="0" w:color="auto"/>
+          <w:bottom w:val="single" w:sz="12" w:space="0" w:color="auto"/>
+          <w:right w:val="single" w:sz="12" w:space="0" w:color="auto"/>
+          <w:insideH w:val="single" w:sz="12" w:space="0" w:color="auto"/>
+          <w:insideV w:val="single" w:sz="12" w:space="0" w:color="auto"/>
         </w:tblBorders>
         <w:tblLook w:val="04A0" w:firstRow="1" w:lastRow="0" w:firstColumn="1" w:lastColumn="0" w:noHBand="0" w:noVBand="1"/>
       </w:tblPr>
       <w:tblGrid>
-        <w:gridCol w:w="5326"/>
-        <w:gridCol w:w="5326"/>
+        <w:gridCol w:w="5314"/>
+        <w:gridCol w:w="5314"/>
       </w:tblGrid>
       <w:tr>
         <w:trPr>
@@ -501,23 +386,23 @@
     <w:tbl>
       <w:tblPr>
         <w:tblStyle w:val="Tablaconcuadrcula4-nfasis2"/>
-        <w:tblW w:w="0" w:type="auto"/>
+        <w:tblW w:w="5000" w:type="pct"/>
         <w:tblBorders>
-          <w:top w:val="single" w:sz="4" w:space="0" w:color="auto"/>
-          <w:left w:val="single" w:sz="4" w:space="0" w:color="auto"/>
-          <w:bottom w:val="single" w:sz="4" w:space="0" w:color="auto"/>
-          <w:right w:val="single" w:sz="4" w:space="0" w:color="auto"/>
-          <w:insideH w:val="single" w:sz="4" w:space="0" w:color="auto"/>
-          <w:insideV w:val="single" w:sz="4" w:space="0" w:color="auto"/>
+          <w:top w:val="single" w:sz="12" w:space="0" w:color="auto"/>
+          <w:left w:val="single" w:sz="12" w:space="0" w:color="auto"/>
+          <w:bottom w:val="single" w:sz="12" w:space="0" w:color="auto"/>
+          <w:right w:val="single" w:sz="12" w:space="0" w:color="auto"/>
+          <w:insideH w:val="single" w:sz="12" w:space="0" w:color="auto"/>
+          <w:insideV w:val="single" w:sz="12" w:space="0" w:color="auto"/>
         </w:tblBorders>
         <w:tblLook w:val="04A0" w:firstRow="1" w:lastRow="0" w:firstColumn="1" w:lastColumn="0" w:noHBand="0" w:noVBand="1"/>
       </w:tblPr>
       <w:tblGrid>
-        <w:gridCol w:w="1983"/>
-        <w:gridCol w:w="1983"/>
-        <w:gridCol w:w="1983"/>
-        <w:gridCol w:w="2266"/>
-        <w:gridCol w:w="2267"/>
+        <w:gridCol w:w="1503"/>
+        <w:gridCol w:w="2034"/>
+        <w:gridCol w:w="1996"/>
+        <w:gridCol w:w="2512"/>
+        <w:gridCol w:w="2583"/>
       </w:tblGrid>
       <w:tr>
         <w:trPr>
@@ -527,11 +412,11 @@
         <w:tc>
           <w:tcPr>
             <w:cnfStyle w:val="001000000000" w:firstRow="0" w:lastRow="0" w:firstColumn="1" w:lastColumn="0" w:oddVBand="0" w:evenVBand="0" w:oddHBand="0" w:evenHBand="0" w:firstRowFirstColumn="0" w:firstRowLastColumn="0" w:lastRowFirstColumn="0" w:lastRowLastColumn="0"/>
-            <w:tcW w:w="1983" w:type="dxa"/>
+            <w:tcW w:w="707" w:type="pct"/>
             <w:tcBorders>
               <w:top w:val="none" w:sz="0" w:space="0" w:color="auto"/>
               <w:left w:val="none" w:sz="0" w:space="0" w:color="auto"/>
-              <w:bottom w:val="single" w:sz="12" w:space="0" w:color="auto"/>
+              <w:bottom w:val="none" w:sz="0" w:space="0" w:color="auto"/>
               <w:right w:val="none" w:sz="0" w:space="0" w:color="auto"/>
             </w:tcBorders>
             <w:shd w:val="clear" w:color="auto" w:fill="00B050"/>
@@ -557,11 +442,11 @@
         </w:tc>
         <w:tc>
           <w:tcPr>
-            <w:tcW w:w="1983" w:type="dxa"/>
+            <w:tcW w:w="957" w:type="pct"/>
             <w:tcBorders>
               <w:top w:val="none" w:sz="0" w:space="0" w:color="auto"/>
               <w:left w:val="none" w:sz="0" w:space="0" w:color="auto"/>
-              <w:bottom w:val="single" w:sz="12" w:space="0" w:color="auto"/>
+              <w:bottom w:val="none" w:sz="0" w:space="0" w:color="auto"/>
               <w:right w:val="none" w:sz="0" w:space="0" w:color="auto"/>
             </w:tcBorders>
             <w:shd w:val="clear" w:color="auto" w:fill="00B050"/>
@@ -587,11 +472,11 @@
         </w:tc>
         <w:tc>
           <w:tcPr>
-            <w:tcW w:w="1983" w:type="dxa"/>
+            <w:tcW w:w="939" w:type="pct"/>
             <w:tcBorders>
               <w:top w:val="none" w:sz="0" w:space="0" w:color="auto"/>
               <w:left w:val="none" w:sz="0" w:space="0" w:color="auto"/>
-              <w:bottom w:val="single" w:sz="12" w:space="0" w:color="auto"/>
+              <w:bottom w:val="none" w:sz="0" w:space="0" w:color="auto"/>
               <w:right w:val="none" w:sz="0" w:space="0" w:color="auto"/>
             </w:tcBorders>
             <w:shd w:val="clear" w:color="auto" w:fill="00B050"/>
@@ -617,11 +502,11 @@
         </w:tc>
         <w:tc>
           <w:tcPr>
-            <w:tcW w:w="2266" w:type="dxa"/>
+            <w:tcW w:w="1182" w:type="pct"/>
             <w:tcBorders>
               <w:top w:val="none" w:sz="0" w:space="0" w:color="auto"/>
               <w:left w:val="none" w:sz="0" w:space="0" w:color="auto"/>
-              <w:bottom w:val="single" w:sz="12" w:space="0" w:color="auto"/>
+              <w:bottom w:val="none" w:sz="0" w:space="0" w:color="auto"/>
               <w:right w:val="none" w:sz="0" w:space="0" w:color="auto"/>
             </w:tcBorders>
             <w:shd w:val="clear" w:color="auto" w:fill="00B050"/>
@@ -647,11 +532,11 @@
         </w:tc>
         <w:tc>
           <w:tcPr>
-            <w:tcW w:w="2267" w:type="dxa"/>
+            <w:tcW w:w="1215" w:type="pct"/>
             <w:tcBorders>
               <w:top w:val="none" w:sz="0" w:space="0" w:color="auto"/>
               <w:left w:val="none" w:sz="0" w:space="0" w:color="auto"/>
-              <w:bottom w:val="single" w:sz="12" w:space="0" w:color="auto"/>
+              <w:bottom w:val="none" w:sz="0" w:space="0" w:color="auto"/>
               <w:right w:val="none" w:sz="0" w:space="0" w:color="auto"/>
             </w:tcBorders>
             <w:shd w:val="clear" w:color="auto" w:fill="00B050"/>
@@ -684,10 +569,7 @@
         <w:tc>
           <w:tcPr>
             <w:cnfStyle w:val="001000000000" w:firstRow="0" w:lastRow="0" w:firstColumn="1" w:lastColumn="0" w:oddVBand="0" w:evenVBand="0" w:oddHBand="0" w:evenHBand="0" w:firstRowFirstColumn="0" w:firstRowLastColumn="0" w:lastRowFirstColumn="0" w:lastRowLastColumn="0"/>
-            <w:tcW w:w="1983" w:type="dxa"/>
-            <w:tcBorders>
-              <w:top w:val="single" w:sz="12" w:space="0" w:color="auto"/>
-            </w:tcBorders>
+            <w:tcW w:w="707" w:type="pct"/>
             <w:shd w:val="clear" w:color="auto" w:fill="FFFFFF" w:themeFill="background1"/>
           </w:tcPr>
           <w:p>
@@ -712,10 +594,7 @@
         </w:tc>
         <w:tc>
           <w:tcPr>
-            <w:tcW w:w="1983" w:type="dxa"/>
-            <w:tcBorders>
-              <w:top w:val="single" w:sz="12" w:space="0" w:color="auto"/>
-            </w:tcBorders>
+            <w:tcW w:w="957" w:type="pct"/>
             <w:shd w:val="clear" w:color="auto" w:fill="FFFFFF" w:themeFill="background1"/>
           </w:tcPr>
           <w:p>
@@ -741,10 +620,7 @@
         </w:tc>
         <w:tc>
           <w:tcPr>
-            <w:tcW w:w="1983" w:type="dxa"/>
-            <w:tcBorders>
-              <w:top w:val="single" w:sz="12" w:space="0" w:color="auto"/>
-            </w:tcBorders>
+            <w:tcW w:w="939" w:type="pct"/>
             <w:shd w:val="clear" w:color="auto" w:fill="FFFFFF" w:themeFill="background1"/>
           </w:tcPr>
           <w:p>
@@ -770,10 +646,7 @@
         </w:tc>
         <w:tc>
           <w:tcPr>
-            <w:tcW w:w="2266" w:type="dxa"/>
-            <w:tcBorders>
-              <w:top w:val="single" w:sz="12" w:space="0" w:color="auto"/>
-            </w:tcBorders>
+            <w:tcW w:w="1182" w:type="pct"/>
             <w:shd w:val="clear" w:color="auto" w:fill="FFFFFF" w:themeFill="background1"/>
           </w:tcPr>
           <w:p>
@@ -799,10 +672,7 @@
         </w:tc>
         <w:tc>
           <w:tcPr>
-            <w:tcW w:w="2267" w:type="dxa"/>
-            <w:tcBorders>
-              <w:top w:val="single" w:sz="12" w:space="0" w:color="auto"/>
-            </w:tcBorders>
+            <w:tcW w:w="1215" w:type="pct"/>
             <w:shd w:val="clear" w:color="auto" w:fill="FFFFFF" w:themeFill="background1"/>
           </w:tcPr>
           <w:p>
@@ -904,9 +774,66 @@
       <w:pPr>
         <w:spacing w:after="60"/>
         <w:rPr>
+          <w:color w:val="1F1F1F"/>
           <w:sz w:val="22"/>
         </w:rPr>
       </w:pPr>
+      <w:r>
+        <w:rPr>
+          <w:noProof/>
+          <w:sz w:val="20"/>
+          <w:szCs w:val="20"/>
+        </w:rPr>
+        <w:drawing>
+          <wp:anchor distT="0" distB="0" distL="114300" distR="114300" simplePos="0" relativeHeight="251658240" behindDoc="0" locked="0" layoutInCell="1" allowOverlap="1" wp14:anchorId="3F9B25B7" wp14:editId="4DDBE385">
+            <wp:simplePos x="0" y="0"/>
+            <wp:positionH relativeFrom="margin">
+              <wp:align>right</wp:align>
+            </wp:positionH>
+            <wp:positionV relativeFrom="paragraph">
+              <wp:posOffset>8890</wp:posOffset>
+            </wp:positionV>
+            <wp:extent cx="3742055" cy="1504315"/>
+            <wp:effectExtent l="0" t="0" r="0" b="635"/>
+            <wp:wrapSquare wrapText="bothSides"/>
+            <wp:docPr id="3" name="Picture 3"/>
+            <wp:cNvGraphicFramePr>
+              <a:graphicFrameLocks xmlns:a="http://schemas.openxmlformats.org/drawingml/2006/main" noChangeAspect="1"/>
+            </wp:cNvGraphicFramePr>
+            <a:graphic xmlns:a="http://schemas.openxmlformats.org/drawingml/2006/main">
+              <a:graphicData uri="http://schemas.openxmlformats.org/drawingml/2006/picture">
+                <pic:pic xmlns:pic="http://schemas.openxmlformats.org/drawingml/2006/picture">
+                  <pic:nvPicPr>
+                    <pic:cNvPr id="0" name="firma_kristian_upscaled.png"/>
+                    <pic:cNvPicPr/>
+                  </pic:nvPicPr>
+                  <pic:blipFill>
+                    <a:blip r:embed="rId8"/>
+                    <a:stretch>
+                      <a:fillRect/>
+                    </a:stretch>
+                  </pic:blipFill>
+                  <pic:spPr>
+                    <a:xfrm>
+                      <a:off x="0" y="0"/>
+                      <a:ext cx="3742055" cy="1504315"/>
+                    </a:xfrm>
+                    <a:prstGeom prst="rect">
+                      <a:avLst/>
+                    </a:prstGeom>
+                  </pic:spPr>
+                </pic:pic>
+              </a:graphicData>
+            </a:graphic>
+            <wp14:sizeRelH relativeFrom="margin">
+              <wp14:pctWidth>0</wp14:pctWidth>
+            </wp14:sizeRelH>
+            <wp14:sizeRelV relativeFrom="margin">
+              <wp14:pctHeight>0</wp14:pctHeight>
+            </wp14:sizeRelV>
+          </wp:anchor>
+        </w:drawing>
+      </w:r>
       <w:r>
         <w:rPr>
           <w:color w:val="1F1F1F"/>
@@ -917,172 +844,91 @@
     </w:p>
     <w:p>
       <w:pPr>
-        <w:spacing w:before="40" w:after="40"/>
+        <w:spacing w:after="60"/>
+        <w:rPr>
+          <w:color w:val="1F1F1F"/>
+          <w:sz w:val="22"/>
+        </w:rPr>
+      </w:pPr>
+    </w:p>
+    <w:p>
+      <w:pPr>
+        <w:spacing w:after="60"/>
+        <w:rPr>
+          <w:color w:val="1F1F1F"/>
+          <w:sz w:val="22"/>
+        </w:rPr>
+      </w:pPr>
+    </w:p>
+    <w:p>
+      <w:pPr>
+        <w:spacing w:after="60"/>
+        <w:rPr>
+          <w:color w:val="1F1F1F"/>
+          <w:sz w:val="22"/>
+        </w:rPr>
+      </w:pPr>
+    </w:p>
+    <w:p>
+      <w:pPr>
+        <w:spacing w:before="280" w:after="80"/>
         <w:rPr>
           <w:sz w:val="20"/>
           <w:szCs w:val="20"/>
         </w:rPr>
       </w:pPr>
+      <w:r>
+        <w:rPr>
+          <w:color w:val="1F1F1F"/>
+          <w:sz w:val="20"/>
+          <w:szCs w:val="20"/>
+        </w:rPr>
+        <w:t>____________________________________</w:t>
+      </w:r>
     </w:p>
-    <w:tbl>
-      <w:tblPr>
-        <w:tblW w:w="0" w:type="auto"/>
-        <w:jc w:val="center"/>
-        <w:tblLayout w:type="fixed"/>
-        <w:tblLook w:val="04A0" w:firstRow="1" w:lastRow="0" w:firstColumn="1" w:lastColumn="0" w:noHBand="0" w:noVBand="1"/>
-      </w:tblPr>
-      <w:tblGrid>
-        <w:gridCol w:w="5429"/>
-        <w:gridCol w:w="5429"/>
-      </w:tblGrid>
-      <w:tr>
-        <w:trPr>
-          <w:trHeight w:val="2224"/>
-          <w:jc w:val="center"/>
-        </w:trPr>
-        <w:tc>
-          <w:tcPr>
-            <w:tcW w:w="5429" w:type="dxa"/>
-            <w:tcMar>
-              <w:top w:w="70" w:type="dxa"/>
-              <w:left w:w="90" w:type="dxa"/>
-              <w:bottom w:w="70" w:type="dxa"/>
-              <w:right w:w="90" w:type="dxa"/>
-            </w:tcMar>
-            <w:vAlign w:val="bottom"/>
-          </w:tcPr>
-          <w:p>
-            <w:pPr>
-              <w:spacing w:before="280" w:after="80"/>
-              <w:rPr>
-                <w:sz w:val="20"/>
-                <w:szCs w:val="20"/>
-              </w:rPr>
-            </w:pPr>
-            <w:r>
-              <w:rPr>
-                <w:color w:val="1F1F1F"/>
-                <w:sz w:val="20"/>
-                <w:szCs w:val="20"/>
-              </w:rPr>
-              <w:t>FIRMA</w:t>
-            </w:r>
-            <w:r>
-              <w:rPr>
-                <w:color w:val="1F1F1F"/>
-                <w:sz w:val="20"/>
-                <w:szCs w:val="20"/>
-              </w:rPr>
-              <w:t xml:space="preserve">: </w:t>
-            </w:r>
-            <w:r>
-              <w:rPr>
-                <w:color w:val="1F1F1F"/>
-                <w:sz w:val="20"/>
-                <w:szCs w:val="20"/>
-              </w:rPr>
-              <w:t>____________________________________</w:t>
-            </w:r>
-          </w:p>
-          <w:p>
-            <w:pPr>
-              <w:jc w:val="center"/>
-              <w:rPr>
-                <w:sz w:val="20"/>
-                <w:szCs w:val="20"/>
-              </w:rPr>
-            </w:pPr>
-            <w:r>
-              <w:rPr>
-                <w:color w:val="1F1F1F"/>
-                <w:sz w:val="20"/>
-                <w:szCs w:val="20"/>
-              </w:rPr>
-              <w:t>Topógrafo</w:t>
-            </w:r>
-            <w:r>
-              <w:rPr>
-                <w:color w:val="1F1F1F"/>
-                <w:sz w:val="20"/>
-                <w:szCs w:val="20"/>
-              </w:rPr>
-              <w:t xml:space="preserve">· Departamento de Catastro y </w:t>
-            </w:r>
-            <w:r>
-              <w:rPr>
-                <w:color w:val="1F1F1F"/>
-                <w:sz w:val="20"/>
-                <w:szCs w:val="20"/>
-              </w:rPr>
-              <w:t>Topografia.</w:t>
-            </w:r>
-          </w:p>
-        </w:tc>
-        <w:tc>
-          <w:tcPr>
-            <w:tcW w:w="5429" w:type="dxa"/>
-            <w:tcMar>
-              <w:top w:w="70" w:type="dxa"/>
-              <w:left w:w="90" w:type="dxa"/>
-              <w:bottom w:w="70" w:type="dxa"/>
-              <w:right w:w="90" w:type="dxa"/>
-            </w:tcMar>
-          </w:tcPr>
-          <w:p>
-            <w:pPr>
-              <w:spacing w:after="160"/>
-              <w:jc w:val="center"/>
-              <w:rPr>
-                <w:sz w:val="20"/>
-                <w:szCs w:val="20"/>
-              </w:rPr>
-            </w:pPr>
-            <w:r>
-              <w:rPr>
-                <w:noProof/>
-                <w:sz w:val="20"/>
-                <w:szCs w:val="20"/>
-              </w:rPr>
-              <w:drawing>
-                <wp:inline distT="0" distB="0" distL="0" distR="0" wp14:anchorId="5B9617C5" wp14:editId="281AC619">
-                  <wp:extent cx="3576881" cy="1437640"/>
-                  <wp:effectExtent l="0" t="0" r="5080" b="0"/>
-                  <wp:docPr id="3" name="Picture 3"/>
-                  <wp:cNvGraphicFramePr>
-                    <a:graphicFrameLocks xmlns:a="http://schemas.openxmlformats.org/drawingml/2006/main" noChangeAspect="1"/>
-                  </wp:cNvGraphicFramePr>
-                  <a:graphic xmlns:a="http://schemas.openxmlformats.org/drawingml/2006/main">
-                    <a:graphicData uri="http://schemas.openxmlformats.org/drawingml/2006/picture">
-                      <pic:pic xmlns:pic="http://schemas.openxmlformats.org/drawingml/2006/picture">
-                        <pic:nvPicPr>
-                          <pic:cNvPr id="0" name="firma_kristian_upscaled.png"/>
-                          <pic:cNvPicPr/>
-                        </pic:nvPicPr>
-                        <pic:blipFill>
-                          <a:blip r:embed="rId8"/>
-                          <a:stretch>
-                            <a:fillRect/>
-                          </a:stretch>
-                        </pic:blipFill>
-                        <pic:spPr>
-                          <a:xfrm>
-                            <a:off x="0" y="0"/>
-                            <a:ext cx="3576881" cy="1437640"/>
-                          </a:xfrm>
-                          <a:prstGeom prst="rect">
-                            <a:avLst/>
-                          </a:prstGeom>
-                        </pic:spPr>
-                      </pic:pic>
-                    </a:graphicData>
-                  </a:graphic>
-                </wp:inline>
-              </w:drawing>
-            </w:r>
-          </w:p>
-        </w:tc>
-      </w:tr>
-    </w:tbl>
+    <w:p>
+      <w:pPr>
+        <w:spacing w:before="40" w:after="40" w:line="240" w:lineRule="auto"/>
+        <w:rPr>
+          <w:b/>
+          <w:bCs/>
+          <w:color w:val="1F1F1F"/>
+          <w:sz w:val="20"/>
+          <w:szCs w:val="20"/>
+        </w:rPr>
+      </w:pPr>
+      <w:r>
+        <w:rPr>
+          <w:b/>
+          <w:bCs/>
+          <w:color w:val="1F1F1F"/>
+          <w:sz w:val="20"/>
+          <w:szCs w:val="20"/>
+        </w:rPr>
+        <w:t>Ing. Kristian A. Castillo Oviedo</w:t>
+      </w:r>
+    </w:p>
+    <w:p>
+      <w:pPr>
+        <w:spacing w:before="40" w:after="40" w:line="240" w:lineRule="auto"/>
+        <w:rPr>
+          <w:b/>
+          <w:bCs/>
+          <w:sz w:val="20"/>
+          <w:szCs w:val="20"/>
+        </w:rPr>
+      </w:pPr>
+      <w:r>
+        <w:rPr>
+          <w:b/>
+          <w:bCs/>
+          <w:color w:val="1F1F1F"/>
+          <w:sz w:val="20"/>
+          <w:szCs w:val="20"/>
+        </w:rPr>
+        <w:t>Departamento de Catastro y Topografia.</w:t>
+      </w:r>
+    </w:p>
     <w:p/>
     <w:p>
       <w:pPr>
@@ -1091,11 +937,19 @@
         </w:tabs>
       </w:pPr>
     </w:p>
+    <w:p/>
+    <w:p/>
+    <w:p/>
+    <w:p>
+      <w:pPr>
+        <w:jc w:val="right"/>
+      </w:pPr>
+    </w:p>
     <w:sectPr>
       <w:headerReference w:type="default" r:id="rId9"/>
       <w:footerReference w:type="default" r:id="rId10"/>
       <w:pgSz w:w="11906" w:h="16838"/>
-      <w:pgMar w:top="397" w:right="624" w:bottom="454" w:left="624" w:header="283" w:footer="720" w:gutter="0"/>
+      <w:pgMar w:top="397" w:right="624" w:bottom="454" w:left="624" w:header="283" w:footer="28" w:gutter="0"/>
       <w:cols w:space="720"/>
       <w:docGrid w:linePitch="360"/>
     </w:sectPr>
@@ -1157,14 +1011,16 @@
             <w:bottom w:w="45" w:type="dxa"/>
             <w:right w:w="70" w:type="dxa"/>
           </w:tcMar>
+          <w:vAlign w:val="center"/>
         </w:tcPr>
         <w:p>
           <w:pPr>
             <w:spacing w:after="20" w:line="240" w:lineRule="auto"/>
             <w:jc w:val="center"/>
             <w:rPr>
-              <w:sz w:val="16"/>
-              <w:szCs w:val="24"/>
+              <w:rFonts w:cs="Arial"/>
+              <w:sz w:val="14"/>
+              <w:szCs w:val="14"/>
             </w:rPr>
           </w:pPr>
           <w:proofErr w:type="gramStart"/>
@@ -1172,29 +1028,34 @@
             <w:rPr>
               <w:rFonts w:ascii="Segoe UI Symbol" w:hAnsi="Segoe UI Symbol" w:cs="Segoe UI Symbol"/>
               <w:b/>
-              <w:sz w:val="16"/>
-              <w:szCs w:val="24"/>
+              <w:sz w:val="14"/>
+              <w:szCs w:val="14"/>
             </w:rPr>
             <w:t>☎</w:t>
           </w:r>
           <w:r>
             <w:rPr>
+              <w:rFonts w:cs="Arial"/>
               <w:b/>
-              <w:sz w:val="16"/>
-              <w:szCs w:val="24"/>
+              <w:sz w:val="14"/>
+              <w:szCs w:val="14"/>
             </w:rPr>
             <w:t xml:space="preserve">  4</w:t>
           </w:r>
           <w:r>
             <w:rPr>
-              <w:sz w:val="15"/>
+              <w:rFonts w:cs="Arial"/>
+              <w:sz w:val="14"/>
+              <w:szCs w:val="14"/>
             </w:rPr>
             <w:t>000</w:t>
           </w:r>
           <w:proofErr w:type="gramEnd"/>
           <w:r>
             <w:rPr>
-              <w:sz w:val="15"/>
+              <w:rFonts w:cs="Arial"/>
+              <w:sz w:val="14"/>
+              <w:szCs w:val="14"/>
             </w:rPr>
             <w:t>-6700 Ext.2029 / 2024</w:t>
           </w:r>
@@ -1209,32 +1070,44 @@
             <w:bottom w:w="45" w:type="dxa"/>
             <w:right w:w="70" w:type="dxa"/>
           </w:tcMar>
+          <w:vAlign w:val="center"/>
         </w:tcPr>
         <w:p>
           <w:pPr>
             <w:spacing w:after="20" w:line="240" w:lineRule="auto"/>
             <w:jc w:val="center"/>
             <w:rPr>
-              <w:sz w:val="16"/>
-              <w:szCs w:val="24"/>
+              <w:rFonts w:cs="Arial"/>
+              <w:sz w:val="14"/>
+              <w:szCs w:val="14"/>
             </w:rPr>
           </w:pPr>
           <w:r>
             <w:rPr>
               <w:rFonts w:ascii="Segoe UI Symbol" w:hAnsi="Segoe UI Symbol" w:cs="Segoe UI Symbol"/>
               <w:b/>
-              <w:sz w:val="16"/>
-              <w:szCs w:val="24"/>
+              <w:sz w:val="14"/>
+              <w:szCs w:val="14"/>
             </w:rPr>
             <w:t>✉</w:t>
           </w:r>
           <w:r>
             <w:rPr>
+              <w:rFonts w:cs="Arial"/>
               <w:b/>
-              <w:sz w:val="16"/>
-              <w:szCs w:val="24"/>
+              <w:sz w:val="14"/>
+              <w:szCs w:val="14"/>
             </w:rPr>
-            <w:t xml:space="preserve"> Departamento De Catastro Y Topografia</w:t>
+            <w:t xml:space="preserve"> </w:t>
+          </w:r>
+          <w:r>
+            <w:rPr>
+              <w:rFonts w:cs="Arial"/>
+              <w:b/>
+              <w:sz w:val="14"/>
+              <w:szCs w:val="14"/>
+            </w:rPr>
+            <w:t>Departamento De Catastro Y Topografia</w:t>
           </w:r>
         </w:p>
       </w:tc>
@@ -1247,39 +1120,43 @@
             <w:bottom w:w="45" w:type="dxa"/>
             <w:right w:w="70" w:type="dxa"/>
           </w:tcMar>
+          <w:vAlign w:val="center"/>
         </w:tcPr>
         <w:p>
           <w:pPr>
             <w:spacing w:after="20" w:line="240" w:lineRule="auto"/>
             <w:jc w:val="center"/>
             <w:rPr>
-              <w:sz w:val="16"/>
-              <w:szCs w:val="24"/>
+              <w:rFonts w:cs="Arial"/>
+              <w:sz w:val="14"/>
+              <w:szCs w:val="14"/>
             </w:rPr>
           </w:pPr>
           <w:r>
             <w:rPr>
               <w:rFonts w:ascii="Segoe UI Emoji" w:hAnsi="Segoe UI Emoji" w:cs="Segoe UI Emoji"/>
               <w:b/>
-              <w:sz w:val="16"/>
-              <w:szCs w:val="24"/>
+              <w:sz w:val="14"/>
+              <w:szCs w:val="14"/>
             </w:rPr>
             <w:t>🌐</w:t>
           </w:r>
           <w:r>
             <w:rPr>
+              <w:rFonts w:cs="Arial"/>
               <w:b/>
-              <w:sz w:val="16"/>
-              <w:szCs w:val="24"/>
+              <w:sz w:val="14"/>
+              <w:szCs w:val="14"/>
             </w:rPr>
             <w:t xml:space="preserve"> </w:t>
           </w:r>
           <w:proofErr w:type="spellStart"/>
           <w:r>
             <w:rPr>
+              <w:rFonts w:cs="Arial"/>
               <w:b/>
               <w:sz w:val="16"/>
-              <w:szCs w:val="24"/>
+              <w:szCs w:val="16"/>
             </w:rPr>
             <w:t>www.sarapiqui.go.cr</w:t>
           </w:r>
